--- a/pr-preview/pr-242/bayesian-inference-handout-tracked-changes.docx
+++ b/pr-preview/pr-242/bayesian-inference-handout-tracked-changes.docx
@@ -16,7 +16,7 @@
       </w:pPr>
       <w:del w:id="1" w:author="PR Preview" w:date="2026-01-01T00:00:00Z">
         <w:r>
-          <w:delText xml:space="preserve">Last modified: 2026-10-16 01:43:36 (PDT)</w:delText>
+          <w:delText xml:space="preserve">Last modified: 2026-10-16 02:11:28 (PDT)</w:delText>
         </w:r>
       </w:del>
     </w:p>
@@ -26,7 +26,7 @@
       </w:pPr>
       <w:ins w:id="2" w:author="PR Preview" w:date="2026-01-01T00:00:00Z">
         <w:r>
-          <w:t xml:space="preserve">Last modified: 2026-10-16 01:48:06 (PDT)</w:t>
+          <w:t xml:space="preserve">Last modified: 2026-10-16 02:24:20 (PDT)</w:t>
         </w:r>
       </w:ins>
     </w:p>

--- a/pr-preview/pr-242/bayesian-inference-handout-tracked-changes.docx
+++ b/pr-preview/pr-242/bayesian-inference-handout-tracked-changes.docx
@@ -16,7 +16,7 @@
       </w:pPr>
       <w:del w:id="1" w:author="PR Preview" w:date="2026-01-01T00:00:00Z">
         <w:r>
-          <w:delText xml:space="preserve">Last modified: 2026-10-16 02:11:28 (PDT)</w:delText>
+          <w:delText xml:space="preserve">Last modified: 2026-10-16 02:26:19 (PDT)</w:delText>
         </w:r>
       </w:del>
     </w:p>
@@ -26,7 +26,7 @@
       </w:pPr>
       <w:ins w:id="2" w:author="PR Preview" w:date="2026-01-01T00:00:00Z">
         <w:r>
-          <w:t xml:space="preserve">Last modified: 2026-10-16 02:24:20 (PDT)</w:t>
+          <w:t xml:space="preserve">Last modified: 2026-10-16 02:40:41 (PDT)</w:t>
         </w:r>
       </w:ins>
     </w:p>
@@ -1090,32 +1090,42 @@
         <w:t xml:space="preserve"> </w:t>
       </w:r>
       <m:oMath>
-        <m:acc>
-          <m:accPr>
-            <m:chr m:val="̃"/>
-          </m:accPr>
+        <m:limLow>
           <m:e>
             <m:r>
               <m:t>Y</m:t>
             </m:r>
           </m:e>
-        </m:acc>
+          <m:lim>
+            <m:r>
+              <m:rPr>
+                <m:sty m:val="p"/>
+              </m:rPr>
+              <m:t>∼</m:t>
+            </m:r>
+          </m:lim>
+        </m:limLow>
         <m:r>
           <m:rPr>
             <m:sty m:val="p"/>
           </m:rPr>
           <m:t>=</m:t>
         </m:r>
-        <m:acc>
-          <m:accPr>
-            <m:chr m:val="̃"/>
-          </m:accPr>
+        <m:limLow>
           <m:e>
             <m:r>
               <m:t>y</m:t>
             </m:r>
           </m:e>
-        </m:acc>
+          <m:lim>
+            <m:r>
+              <m:rPr>
+                <m:sty m:val="p"/>
+              </m:rPr>
+              <m:t>∼</m:t>
+            </m:r>
+          </m:lim>
+        </m:limLow>
       </m:oMath>
       <w:r>
         <w:t xml:space="preserve">,</w:t>
@@ -1161,32 +1171,42 @@
         <w:t xml:space="preserve"> </w:t>
       </w:r>
       <m:oMath>
-        <m:acc>
-          <m:accPr>
-            <m:chr m:val="̃"/>
-          </m:accPr>
+        <m:limLow>
           <m:e>
             <m:r>
               <m:t>Y</m:t>
             </m:r>
           </m:e>
-        </m:acc>
+          <m:lim>
+            <m:r>
+              <m:rPr>
+                <m:sty m:val="p"/>
+              </m:rPr>
+              <m:t>∼</m:t>
+            </m:r>
+          </m:lim>
+        </m:limLow>
         <m:r>
           <m:rPr>
             <m:sty m:val="p"/>
           </m:rPr>
           <m:t>=</m:t>
         </m:r>
-        <m:acc>
-          <m:accPr>
-            <m:chr m:val="̃"/>
-          </m:accPr>
+        <m:limLow>
           <m:e>
             <m:r>
               <m:t>y</m:t>
             </m:r>
           </m:e>
-        </m:acc>
+          <m:lim>
+            <m:r>
+              <m:rPr>
+                <m:sty m:val="p"/>
+              </m:rPr>
+              <m:t>∼</m:t>
+            </m:r>
+          </m:lim>
+        </m:limLow>
       </m:oMath>
       <w:r>
         <w:t xml:space="preserve">.</w:t>
@@ -1222,16 +1242,21 @@
           </m:rPr>
           <m:t>∣</m:t>
         </m:r>
-        <m:acc>
-          <m:accPr>
-            <m:chr m:val="̃"/>
-          </m:accPr>
+        <m:limLow>
           <m:e>
             <m:r>
               <m:t>y</m:t>
             </m:r>
           </m:e>
-        </m:acc>
+          <m:lim>
+            <m:r>
+              <m:rPr>
+                <m:sty m:val="p"/>
+              </m:rPr>
+              <m:t>∼</m:t>
+            </m:r>
+          </m:lim>
+        </m:limLow>
         <m:r>
           <m:rPr>
             <m:sty m:val="p"/>
@@ -1521,16 +1546,21 @@
           </m:rPr>
           <m:t>(</m:t>
         </m:r>
-        <m:acc>
-          <m:accPr>
-            <m:chr m:val="̃"/>
-          </m:accPr>
+        <m:limLow>
           <m:e>
             <m:r>
               <m:t>y</m:t>
             </m:r>
           </m:e>
-        </m:acc>
+          <m:lim>
+            <m:r>
+              <m:rPr>
+                <m:sty m:val="p"/>
+              </m:rPr>
+              <m:t>∼</m:t>
+            </m:r>
+          </m:lim>
+        </m:limLow>
         <m:r>
           <m:rPr>
             <m:sty m:val="p"/>
@@ -1609,16 +1639,21 @@
         <w:t xml:space="preserve"> </w:t>
       </w:r>
       <m:oMath>
-        <m:acc>
-          <m:accPr>
-            <m:chr m:val="̃"/>
-          </m:accPr>
+        <m:limLow>
           <m:e>
             <m:r>
               <m:t>y</m:t>
             </m:r>
           </m:e>
-        </m:acc>
+          <m:lim>
+            <m:r>
+              <m:rPr>
+                <m:sty m:val="p"/>
+              </m:rPr>
+              <m:t>∼</m:t>
+            </m:r>
+          </m:lim>
+        </m:limLow>
       </m:oMath>
       <w:r>
         <w:t xml:space="preserve"> </w:t>
@@ -1648,16 +1683,21 @@
             </m:rPr>
             <m:t>(</m:t>
           </m:r>
-          <m:acc>
-            <m:accPr>
-              <m:chr m:val="̃"/>
-            </m:accPr>
+          <m:limLow>
             <m:e>
               <m:r>
                 <m:t>y</m:t>
               </m:r>
             </m:e>
-          </m:acc>
+            <m:lim>
+              <m:r>
+                <m:rPr>
+                  <m:sty m:val="p"/>
+                </m:rPr>
+                <m:t>∼</m:t>
+              </m:r>
+            </m:lim>
+          </m:limLow>
           <m:r>
             <m:rPr>
               <m:sty m:val="p"/>
@@ -1701,16 +1741,21 @@
             </m:rPr>
             <m:t>(</m:t>
           </m:r>
-          <m:acc>
-            <m:accPr>
-              <m:chr m:val="̃"/>
-            </m:accPr>
+          <m:limLow>
             <m:e>
               <m:r>
                 <m:t>y</m:t>
               </m:r>
             </m:e>
-          </m:acc>
+            <m:lim>
+              <m:r>
+                <m:rPr>
+                  <m:sty m:val="p"/>
+                </m:rPr>
+                <m:t>∼</m:t>
+              </m:r>
+            </m:lim>
+          </m:limLow>
           <m:r>
             <m:rPr>
               <m:sty m:val="p"/>
@@ -1839,16 +1884,21 @@
           </m:rPr>
           <m:t>(</m:t>
         </m:r>
-        <m:acc>
-          <m:accPr>
-            <m:chr m:val="̃"/>
-          </m:accPr>
+        <m:limLow>
           <m:e>
             <m:r>
               <m:t>y</m:t>
             </m:r>
           </m:e>
-        </m:acc>
+          <m:lim>
+            <m:r>
+              <m:rPr>
+                <m:sty m:val="p"/>
+              </m:rPr>
+              <m:t>∼</m:t>
+            </m:r>
+          </m:lim>
+        </m:limLow>
         <m:r>
           <m:rPr>
             <m:sty m:val="p"/>
@@ -1900,16 +1950,21 @@
             </m:rPr>
             <m:t>∣</m:t>
           </m:r>
-          <m:acc>
-            <m:accPr>
-              <m:chr m:val="̃"/>
-            </m:accPr>
+          <m:limLow>
             <m:e>
               <m:r>
                 <m:t>y</m:t>
               </m:r>
             </m:e>
-          </m:acc>
+            <m:lim>
+              <m:r>
+                <m:rPr>
+                  <m:sty m:val="p"/>
+                </m:rPr>
+                <m:t>∼</m:t>
+              </m:r>
+            </m:lim>
+          </m:limLow>
           <m:r>
             <m:rPr>
               <m:sty m:val="p"/>
@@ -1939,16 +1994,21 @@
                 </m:rPr>
                 <m:t>(</m:t>
               </m:r>
-              <m:acc>
-                <m:accPr>
-                  <m:chr m:val="̃"/>
-                </m:accPr>
+              <m:limLow>
                 <m:e>
                   <m:r>
                     <m:t>y</m:t>
                   </m:r>
                 </m:e>
-              </m:acc>
+                <m:lim>
+                  <m:r>
+                    <m:rPr>
+                      <m:sty m:val="p"/>
+                    </m:rPr>
+                    <m:t>∼</m:t>
+                  </m:r>
+                </m:lim>
+              </m:limLow>
               <m:r>
                 <m:rPr>
                   <m:sty m:val="p"/>
@@ -2002,16 +2062,21 @@
                 </m:rPr>
                 <m:t>(</m:t>
               </m:r>
-              <m:acc>
-                <m:accPr>
-                  <m:chr m:val="̃"/>
-                </m:accPr>
+              <m:limLow>
                 <m:e>
                   <m:r>
                     <m:t>y</m:t>
                   </m:r>
                 </m:e>
-              </m:acc>
+                <m:lim>
+                  <m:r>
+                    <m:rPr>
+                      <m:sty m:val="p"/>
+                    </m:rPr>
+                    <m:t>∼</m:t>
+                  </m:r>
+                </m:lim>
+              </m:limLow>
               <m:r>
                 <m:rPr>
                   <m:sty m:val="p"/>
@@ -2091,16 +2156,21 @@
           </m:rPr>
           <m:t>∣</m:t>
         </m:r>
-        <m:acc>
-          <m:accPr>
-            <m:chr m:val="̃"/>
-          </m:accPr>
+        <m:limLow>
           <m:e>
             <m:r>
               <m:t>y</m:t>
             </m:r>
           </m:e>
-        </m:acc>
+          <m:lim>
+            <m:r>
+              <m:rPr>
+                <m:sty m:val="p"/>
+              </m:rPr>
+              <m:t>∼</m:t>
+            </m:r>
+          </m:lim>
+        </m:limLow>
         <m:r>
           <m:rPr>
             <m:sty m:val="p"/>
@@ -2134,16 +2204,21 @@
           </m:rPr>
           <m:t>,</m:t>
         </m:r>
-        <m:acc>
-          <m:accPr>
-            <m:chr m:val="̃"/>
-          </m:accPr>
+        <m:limLow>
           <m:e>
             <m:r>
               <m:t>y</m:t>
             </m:r>
           </m:e>
-        </m:acc>
+          <m:lim>
+            <m:r>
+              <m:rPr>
+                <m:sty m:val="p"/>
+              </m:rPr>
+              <m:t>∼</m:t>
+            </m:r>
+          </m:lim>
+        </m:limLow>
         <m:r>
           <m:rPr>
             <m:sty m:val="p"/>
@@ -2168,16 +2243,21 @@
           </m:rPr>
           <m:t>(</m:t>
         </m:r>
-        <m:acc>
-          <m:accPr>
-            <m:chr m:val="̃"/>
-          </m:accPr>
+        <m:limLow>
           <m:e>
             <m:r>
               <m:t>y</m:t>
             </m:r>
           </m:e>
-        </m:acc>
+          <m:lim>
+            <m:r>
+              <m:rPr>
+                <m:sty m:val="p"/>
+              </m:rPr>
+              <m:t>∼</m:t>
+            </m:r>
+          </m:lim>
+        </m:limLow>
         <m:r>
           <m:rPr>
             <m:sty m:val="p"/>
@@ -2216,16 +2296,21 @@
           </m:rPr>
           <m:t>,</m:t>
         </m:r>
-        <m:acc>
-          <m:accPr>
-            <m:chr m:val="̃"/>
-          </m:accPr>
+        <m:limLow>
           <m:e>
             <m:r>
               <m:t>y</m:t>
             </m:r>
           </m:e>
-        </m:acc>
+          <m:lim>
+            <m:r>
+              <m:rPr>
+                <m:sty m:val="p"/>
+              </m:rPr>
+              <m:t>∼</m:t>
+            </m:r>
+          </m:lim>
+        </m:limLow>
         <m:r>
           <m:rPr>
             <m:sty m:val="p"/>
@@ -2250,16 +2335,21 @@
           </m:rPr>
           <m:t>(</m:t>
         </m:r>
-        <m:acc>
-          <m:accPr>
-            <m:chr m:val="̃"/>
-          </m:accPr>
+        <m:limLow>
           <m:e>
             <m:r>
               <m:t>y</m:t>
             </m:r>
           </m:e>
-        </m:acc>
+          <m:lim>
+            <m:r>
+              <m:rPr>
+                <m:sty m:val="p"/>
+              </m:rPr>
+              <m:t>∼</m:t>
+            </m:r>
+          </m:lim>
+        </m:limLow>
         <m:r>
           <m:rPr>
             <m:sty m:val="p"/>
@@ -2325,16 +2415,21 @@
           </m:rPr>
           <m:t>(</m:t>
         </m:r>
-        <m:acc>
-          <m:accPr>
-            <m:chr m:val="̃"/>
-          </m:accPr>
+        <m:limLow>
           <m:e>
             <m:r>
               <m:t>y</m:t>
             </m:r>
           </m:e>
-        </m:acc>
+          <m:lim>
+            <m:r>
+              <m:rPr>
+                <m:sty m:val="p"/>
+              </m:rPr>
+              <m:t>∼</m:t>
+            </m:r>
+          </m:lim>
+        </m:limLow>
         <m:r>
           <m:rPr>
             <m:sty m:val="p"/>
@@ -2352,16 +2447,21 @@
         <w:t xml:space="preserve"> </w:t>
       </w:r>
       <m:oMath>
-        <m:acc>
-          <m:accPr>
-            <m:chr m:val="̃"/>
-          </m:accPr>
+        <m:limLow>
           <m:e>
             <m:r>
               <m:t>Y</m:t>
             </m:r>
           </m:e>
-        </m:acc>
+          <m:lim>
+            <m:r>
+              <m:rPr>
+                <m:sty m:val="p"/>
+              </m:rPr>
+              <m:t>∼</m:t>
+            </m:r>
+          </m:lim>
+        </m:limLow>
       </m:oMath>
       <w:r>
         <w:t xml:space="preserve"> </w:t>
@@ -2373,16 +2473,21 @@
         <w:t xml:space="preserve"> </w:t>
       </w:r>
       <m:oMath>
-        <m:acc>
-          <m:accPr>
-            <m:chr m:val="̃"/>
-          </m:accPr>
+        <m:limLow>
           <m:e>
             <m:r>
               <m:t>y</m:t>
             </m:r>
           </m:e>
-        </m:acc>
+          <m:lim>
+            <m:r>
+              <m:rPr>
+                <m:sty m:val="p"/>
+              </m:rPr>
+              <m:t>∼</m:t>
+            </m:r>
+          </m:lim>
+        </m:limLow>
       </m:oMath>
       <w:r>
         <w:t xml:space="preserve">.</w:t>
@@ -2417,16 +2522,21 @@
                 </m:rPr>
                 <m:t>(</m:t>
               </m:r>
-              <m:acc>
-                <m:accPr>
-                  <m:chr m:val="̃"/>
-                </m:accPr>
+              <m:limLow>
                 <m:e>
                   <m:r>
                     <m:t>y</m:t>
                   </m:r>
                 </m:e>
-              </m:acc>
+                <m:lim>
+                  <m:r>
+                    <m:rPr>
+                      <m:sty m:val="p"/>
+                    </m:rPr>
+                    <m:t>∼</m:t>
+                  </m:r>
+                </m:lim>
+              </m:limLow>
               <m:r>
                 <m:rPr>
                   <m:sty m:val="p"/>
@@ -2469,16 +2579,21 @@
                 </m:rPr>
                 <m:t>,</m:t>
               </m:r>
-              <m:acc>
-                <m:accPr>
-                  <m:chr m:val="̃"/>
-                </m:accPr>
+              <m:limLow>
                 <m:e>
                   <m:r>
                     <m:t>y</m:t>
                   </m:r>
                 </m:e>
-              </m:acc>
+                <m:lim>
+                  <m:r>
+                    <m:rPr>
+                      <m:sty m:val="p"/>
+                    </m:rPr>
+                    <m:t>∼</m:t>
+                  </m:r>
+                </m:lim>
+              </m:limLow>
               <m:r>
                 <m:rPr>
                   <m:sty m:val="p"/>
@@ -2546,16 +2661,21 @@
                 </m:rPr>
                 <m:t>(</m:t>
               </m:r>
-              <m:acc>
-                <m:accPr>
-                  <m:chr m:val="̃"/>
-                </m:accPr>
+              <m:limLow>
                 <m:e>
                   <m:r>
                     <m:t>y</m:t>
                   </m:r>
                 </m:e>
-              </m:acc>
+                <m:lim>
+                  <m:r>
+                    <m:rPr>
+                      <m:sty m:val="p"/>
+                    </m:rPr>
+                    <m:t>∼</m:t>
+                  </m:r>
+                </m:lim>
+              </m:limLow>
               <m:r>
                 <m:rPr>
                   <m:sty m:val="p"/>
@@ -2638,16 +2758,21 @@
                 </m:rPr>
                 <m:t>,</m:t>
               </m:r>
-              <m:acc>
-                <m:accPr>
-                  <m:chr m:val="̃"/>
-                </m:accPr>
+              <m:limLow>
                 <m:e>
                   <m:r>
                     <m:t>y</m:t>
                   </m:r>
                 </m:e>
-              </m:acc>
+                <m:lim>
+                  <m:r>
+                    <m:rPr>
+                      <m:sty m:val="p"/>
+                    </m:rPr>
+                    <m:t>∼</m:t>
+                  </m:r>
+                </m:lim>
+              </m:limLow>
               <m:r>
                 <m:rPr>
                   <m:sty m:val="p"/>
@@ -2724,16 +2849,21 @@
           </m:rPr>
           <m:t>,</m:t>
         </m:r>
-        <m:acc>
-          <m:accPr>
-            <m:chr m:val="̃"/>
-          </m:accPr>
+        <m:limLow>
           <m:e>
             <m:r>
               <m:t>y</m:t>
             </m:r>
           </m:e>
-        </m:acc>
+          <m:lim>
+            <m:r>
+              <m:rPr>
+                <m:sty m:val="p"/>
+              </m:rPr>
+              <m:t>∼</m:t>
+            </m:r>
+          </m:lim>
+        </m:limLow>
         <m:r>
           <m:rPr>
             <m:sty m:val="p"/>
@@ -2758,16 +2888,21 @@
           </m:rPr>
           <m:t>(</m:t>
         </m:r>
-        <m:acc>
-          <m:accPr>
-            <m:chr m:val="̃"/>
-          </m:accPr>
+        <m:limLow>
           <m:e>
             <m:r>
               <m:t>y</m:t>
             </m:r>
           </m:e>
-        </m:acc>
+          <m:lim>
+            <m:r>
+              <m:rPr>
+                <m:sty m:val="p"/>
+              </m:rPr>
+              <m:t>∼</m:t>
+            </m:r>
+          </m:lim>
+        </m:limLow>
         <m:r>
           <m:rPr>
             <m:sty m:val="p"/>
@@ -2838,16 +2973,21 @@
         <w:t xml:space="preserve"> </w:t>
       </w:r>
       <m:oMath>
-        <m:acc>
-          <m:accPr>
-            <m:chr m:val="̃"/>
-          </m:accPr>
+        <m:limLow>
           <m:e>
             <m:r>
               <m:t>y</m:t>
             </m:r>
           </m:e>
-        </m:acc>
+          <m:lim>
+            <m:r>
+              <m:rPr>
+                <m:sty m:val="p"/>
+              </m:rPr>
+              <m:t>∼</m:t>
+            </m:r>
+          </m:lim>
+        </m:limLow>
       </m:oMath>
       <w:r>
         <w:t xml:space="preserve"> </w:t>
@@ -2877,16 +3017,21 @@
           </m:rPr>
           <m:t>(</m:t>
         </m:r>
-        <m:acc>
-          <m:accPr>
-            <m:chr m:val="̃"/>
-          </m:accPr>
+        <m:limLow>
           <m:e>
             <m:r>
               <m:t>y</m:t>
             </m:r>
           </m:e>
-        </m:acc>
+          <m:lim>
+            <m:r>
+              <m:rPr>
+                <m:sty m:val="p"/>
+              </m:rPr>
+              <m:t>∼</m:t>
+            </m:r>
+          </m:lim>
+        </m:limLow>
         <m:r>
           <m:rPr>
             <m:sty m:val="p"/>
@@ -2982,16 +3127,21 @@
                 </m:rPr>
                 <m:t>(</m:t>
               </m:r>
-              <m:acc>
-                <m:accPr>
-                  <m:chr m:val="̃"/>
-                </m:accPr>
+              <m:limLow>
                 <m:e>
                   <m:r>
                     <m:t>y</m:t>
                   </m:r>
                 </m:e>
-              </m:acc>
+                <m:lim>
+                  <m:r>
+                    <m:rPr>
+                      <m:sty m:val="p"/>
+                    </m:rPr>
+                    <m:t>∼</m:t>
+                  </m:r>
+                </m:lim>
+              </m:limLow>
               <m:r>
                 <m:rPr>
                   <m:sty m:val="p"/>
@@ -3019,16 +3169,21 @@
                 </m:rPr>
                 <m:t>(</m:t>
               </m:r>
-              <m:acc>
-                <m:accPr>
-                  <m:chr m:val="̃"/>
-                </m:accPr>
+              <m:limLow>
                 <m:e>
                   <m:r>
                     <m:t>y</m:t>
                   </m:r>
                 </m:e>
-              </m:acc>
+                <m:lim>
+                  <m:r>
+                    <m:rPr>
+                      <m:sty m:val="p"/>
+                    </m:rPr>
+                    <m:t>∼</m:t>
+                  </m:r>
+                </m:lim>
+              </m:limLow>
               <m:r>
                 <m:rPr>
                   <m:sty m:val="p"/>
@@ -3086,16 +3241,21 @@
                 </m:rPr>
                 <m:t>(</m:t>
               </m:r>
-              <m:acc>
-                <m:accPr>
-                  <m:chr m:val="̃"/>
-                </m:accPr>
+              <m:limLow>
                 <m:e>
                   <m:r>
                     <m:t>y</m:t>
                   </m:r>
                 </m:e>
-              </m:acc>
+                <m:lim>
+                  <m:r>
+                    <m:rPr>
+                      <m:sty m:val="p"/>
+                    </m:rPr>
+                    <m:t>∼</m:t>
+                  </m:r>
+                </m:lim>
+              </m:limLow>
               <m:r>
                 <m:rPr>
                   <m:sty m:val="p"/>
@@ -3296,16 +3456,21 @@
                 </m:rPr>
                 <m:t>∣</m:t>
               </m:r>
-              <m:acc>
-                <m:accPr>
-                  <m:chr m:val="̃"/>
-                </m:accPr>
+              <m:limLow>
                 <m:e>
                   <m:r>
                     <m:t>y</m:t>
                   </m:r>
                 </m:e>
-              </m:acc>
+                <m:lim>
+                  <m:r>
+                    <m:rPr>
+                      <m:sty m:val="p"/>
+                    </m:rPr>
+                    <m:t>∼</m:t>
+                  </m:r>
+                </m:lim>
+              </m:limLow>
               <m:r>
                 <m:rPr>
                   <m:sty m:val="p"/>
@@ -3338,16 +3503,21 @@
                     </m:rPr>
                     <m:t>(</m:t>
                   </m:r>
-                  <m:acc>
-                    <m:accPr>
-                      <m:chr m:val="̃"/>
-                    </m:accPr>
+                  <m:limLow>
                     <m:e>
                       <m:r>
                         <m:t>y</m:t>
                       </m:r>
                     </m:e>
-                  </m:acc>
+                    <m:lim>
+                      <m:r>
+                        <m:rPr>
+                          <m:sty m:val="p"/>
+                        </m:rPr>
+                        <m:t>∼</m:t>
+                      </m:r>
+                    </m:lim>
+                  </m:limLow>
                   <m:r>
                     <m:rPr>
                       <m:sty m:val="p"/>
@@ -3401,16 +3571,21 @@
                     </m:rPr>
                     <m:t>(</m:t>
                   </m:r>
-                  <m:acc>
-                    <m:accPr>
-                      <m:chr m:val="̃"/>
-                    </m:accPr>
+                  <m:limLow>
                     <m:e>
                       <m:r>
                         <m:t>y</m:t>
                       </m:r>
                     </m:e>
-                  </m:acc>
+                    <m:lim>
+                      <m:r>
+                        <m:rPr>
+                          <m:sty m:val="p"/>
+                        </m:rPr>
+                        <m:t>∼</m:t>
+                      </m:r>
+                    </m:lim>
+                  </m:limLow>
                   <m:r>
                     <m:rPr>
                       <m:sty m:val="p"/>
@@ -3502,16 +3677,21 @@
           </m:rPr>
           <m:t>∣</m:t>
         </m:r>
-        <m:acc>
-          <m:accPr>
-            <m:chr m:val="̃"/>
-          </m:accPr>
+        <m:limLow>
           <m:e>
             <m:r>
               <m:t>y</m:t>
             </m:r>
           </m:e>
-        </m:acc>
+          <m:lim>
+            <m:r>
+              <m:rPr>
+                <m:sty m:val="p"/>
+              </m:rPr>
+              <m:t>∼</m:t>
+            </m:r>
+          </m:lim>
+        </m:limLow>
         <m:r>
           <m:rPr>
             <m:sty m:val="p"/>
@@ -5585,16 +5765,21 @@
         <w:t xml:space="preserve"> </w:t>
       </w:r>
       <m:oMath>
-        <m:acc>
-          <m:accPr>
-            <m:chr m:val="̃"/>
-          </m:accPr>
+        <m:limLow>
           <m:e>
             <m:r>
               <m:t>y</m:t>
             </m:r>
           </m:e>
-        </m:acc>
+          <m:lim>
+            <m:r>
+              <m:rPr>
+                <m:sty m:val="p"/>
+              </m:rPr>
+              <m:t>∼</m:t>
+            </m:r>
+          </m:lim>
+        </m:limLow>
       </m:oMath>
       <w:r>
         <w:t xml:space="preserve"> </w:t>
@@ -5638,16 +5823,21 @@
                     </m:rPr>
                     <m:t>∣</m:t>
                   </m:r>
-                  <m:acc>
-                    <m:accPr>
-                      <m:chr m:val="̃"/>
-                    </m:accPr>
+                  <m:limLow>
                     <m:e>
                       <m:r>
                         <m:t>y</m:t>
                       </m:r>
                     </m:e>
-                  </m:acc>
+                    <m:lim>
+                      <m:r>
+                        <m:rPr>
+                          <m:sty m:val="p"/>
+                        </m:rPr>
+                        <m:t>∼</m:t>
+                      </m:r>
+                    </m:lim>
+                  </m:limLow>
                   <m:r>
                     <m:rPr>
                       <m:sty m:val="p"/>
@@ -5703,16 +5893,21 @@
                     </m:rPr>
                     <m:t>(</m:t>
                   </m:r>
-                  <m:acc>
-                    <m:accPr>
-                      <m:chr m:val="̃"/>
-                    </m:accPr>
+                  <m:limLow>
                     <m:e>
                       <m:r>
                         <m:t>y</m:t>
                       </m:r>
                     </m:e>
-                  </m:acc>
+                    <m:lim>
+                      <m:r>
+                        <m:rPr>
+                          <m:sty m:val="p"/>
+                        </m:rPr>
+                        <m:t>∼</m:t>
+                      </m:r>
+                    </m:lim>
+                  </m:limLow>
                   <m:r>
                     <m:rPr>
                       <m:sty m:val="p"/>
@@ -5883,16 +6078,21 @@
           </m:rPr>
           <m:t>(</m:t>
         </m:r>
-        <m:acc>
-          <m:accPr>
-            <m:chr m:val="̃"/>
-          </m:accPr>
+        <m:limLow>
           <m:e>
             <m:r>
               <m:t>y</m:t>
             </m:r>
           </m:e>
-        </m:acc>
+          <m:lim>
+            <m:r>
+              <m:rPr>
+                <m:sty m:val="p"/>
+              </m:rPr>
+              <m:t>∼</m:t>
+            </m:r>
+          </m:lim>
+        </m:limLow>
         <m:r>
           <m:rPr>
             <m:sty m:val="p"/>
@@ -5975,16 +6175,21 @@
           </m:rPr>
           <m:t>(</m:t>
         </m:r>
-        <m:acc>
-          <m:accPr>
-            <m:chr m:val="̃"/>
-          </m:accPr>
+        <m:limLow>
           <m:e>
             <m:r>
               <m:t>y</m:t>
             </m:r>
           </m:e>
-        </m:acc>
+          <m:lim>
+            <m:r>
+              <m:rPr>
+                <m:sty m:val="p"/>
+              </m:rPr>
+              <m:t>∼</m:t>
+            </m:r>
+          </m:lim>
+        </m:limLow>
         <m:r>
           <m:rPr>
             <m:sty m:val="p"/>
@@ -6107,16 +6312,21 @@
           </m:rPr>
           <m:t>(</m:t>
         </m:r>
-        <m:acc>
-          <m:accPr>
-            <m:chr m:val="̃"/>
-          </m:accPr>
+        <m:limLow>
           <m:e>
             <m:r>
               <m:t>y</m:t>
             </m:r>
           </m:e>
-        </m:acc>
+          <m:lim>
+            <m:r>
+              <m:rPr>
+                <m:sty m:val="p"/>
+              </m:rPr>
+              <m:t>∼</m:t>
+            </m:r>
+          </m:lim>
+        </m:limLow>
         <m:r>
           <m:rPr>
             <m:sty m:val="p"/>
@@ -6367,16 +6577,21 @@
         <w:t xml:space="preserve"> </w:t>
       </w:r>
       <m:oMath>
-        <m:acc>
-          <m:accPr>
-            <m:chr m:val="̃"/>
-          </m:accPr>
+        <m:limLow>
           <m:e>
             <m:r>
               <m:t>x</m:t>
             </m:r>
           </m:e>
-        </m:acc>
+          <m:lim>
+            <m:r>
+              <m:rPr>
+                <m:sty m:val="p"/>
+              </m:rPr>
+              <m:t>∼</m:t>
+            </m:r>
+          </m:lim>
+        </m:limLow>
         <m:r>
           <m:rPr>
             <m:sty m:val="p"/>
@@ -6501,16 +6716,21 @@
                 </m:rPr>
                 <m:t>(</m:t>
               </m:r>
-              <m:acc>
-                <m:accPr>
-                  <m:chr m:val="̃"/>
-                </m:accPr>
+              <m:limLow>
                 <m:e>
                   <m:r>
                     <m:t>x</m:t>
                   </m:r>
                 </m:e>
-              </m:acc>
+                <m:lim>
+                  <m:r>
+                    <m:rPr>
+                      <m:sty m:val="p"/>
+                    </m:rPr>
+                    <m:t>∼</m:t>
+                  </m:r>
+                </m:lim>
+              </m:limLow>
               <m:r>
                 <m:rPr>
                   <m:sty m:val="p"/>
@@ -9357,16 +9577,21 @@
                 </m:rPr>
                 <m:t>∣</m:t>
               </m:r>
-              <m:acc>
-                <m:accPr>
-                  <m:chr m:val="̃"/>
-                </m:accPr>
+              <m:limLow>
                 <m:e>
                   <m:r>
                     <m:t>x</m:t>
                   </m:r>
                 </m:e>
-              </m:acc>
+                <m:lim>
+                  <m:r>
+                    <m:rPr>
+                      <m:sty m:val="p"/>
+                    </m:rPr>
+                    <m:t>∼</m:t>
+                  </m:r>
+                </m:lim>
+              </m:limLow>
               <m:r>
                 <m:rPr>
                   <m:sty m:val="p"/>
@@ -9394,16 +9619,21 @@
                 </m:rPr>
                 <m:t>(</m:t>
               </m:r>
-              <m:acc>
-                <m:accPr>
-                  <m:chr m:val="̃"/>
-                </m:accPr>
+              <m:limLow>
                 <m:e>
                   <m:r>
                     <m:t>x</m:t>
                   </m:r>
                 </m:e>
-              </m:acc>
+                <m:lim>
+                  <m:r>
+                    <m:rPr>
+                      <m:sty m:val="p"/>
+                    </m:rPr>
+                    <m:t>∼</m:t>
+                  </m:r>
+                </m:lim>
+              </m:limLow>
               <m:r>
                 <m:rPr>
                   <m:sty m:val="p"/>
@@ -11089,16 +11319,21 @@
             </m:rPr>
             <m:t>∣</m:t>
           </m:r>
-          <m:acc>
-            <m:accPr>
-              <m:chr m:val="̃"/>
-            </m:accPr>
+          <m:limLow>
             <m:e>
               <m:r>
                 <m:t>x</m:t>
               </m:r>
             </m:e>
-          </m:acc>
+            <m:lim>
+              <m:r>
+                <m:rPr>
+                  <m:sty m:val="p"/>
+                </m:rPr>
+                <m:t>∼</m:t>
+              </m:r>
+            </m:lim>
+          </m:limLow>
           <m:r>
             <m:t> </m:t>
           </m:r>
@@ -11442,32 +11677,42 @@
         <w:t xml:space="preserve"> </w:t>
       </w:r>
       <m:oMath>
-        <m:acc>
-          <m:accPr>
-            <m:chr m:val="̃"/>
-          </m:accPr>
+        <m:limLow>
           <m:e>
             <m:r>
               <m:t>Y</m:t>
             </m:r>
           </m:e>
-        </m:acc>
+          <m:lim>
+            <m:r>
+              <m:rPr>
+                <m:sty m:val="p"/>
+              </m:rPr>
+              <m:t>∼</m:t>
+            </m:r>
+          </m:lim>
+        </m:limLow>
         <m:r>
           <m:rPr>
             <m:sty m:val="p"/>
           </m:rPr>
           <m:t>=</m:t>
         </m:r>
-        <m:acc>
-          <m:accPr>
-            <m:chr m:val="̃"/>
-          </m:accPr>
+        <m:limLow>
           <m:e>
             <m:r>
               <m:t>y</m:t>
             </m:r>
           </m:e>
-        </m:acc>
+          <m:lim>
+            <m:r>
+              <m:rPr>
+                <m:sty m:val="p"/>
+              </m:rPr>
+              <m:t>∼</m:t>
+            </m:r>
+          </m:lim>
+        </m:limLow>
       </m:oMath>
       <w:r>
         <w:t xml:space="preserve">,</w:t>
@@ -11638,16 +11883,21 @@
             </m:rPr>
             <m:t>∣</m:t>
           </m:r>
-          <m:acc>
-            <m:accPr>
-              <m:chr m:val="̃"/>
-            </m:accPr>
+          <m:limLow>
             <m:e>
               <m:r>
                 <m:t>y</m:t>
               </m:r>
             </m:e>
-          </m:acc>
+            <m:lim>
+              <m:r>
+                <m:rPr>
+                  <m:sty m:val="p"/>
+                </m:rPr>
+                <m:t>∼</m:t>
+              </m:r>
+            </m:lim>
+          </m:limLow>
           <m:r>
             <m:rPr>
               <m:sty m:val="p"/>
@@ -13566,16 +13816,21 @@
                     </m:rPr>
                     <m:t>(</m:t>
                   </m:r>
-                  <m:acc>
-                    <m:accPr>
-                      <m:chr m:val="̃"/>
-                    </m:accPr>
+                  <m:limLow>
                     <m:e>
                       <m:r>
                         <m:t>y</m:t>
                       </m:r>
                     </m:e>
-                  </m:acc>
+                    <m:lim>
+                      <m:r>
+                        <m:rPr>
+                          <m:sty m:val="p"/>
+                        </m:rPr>
+                        <m:t>∼</m:t>
+                      </m:r>
+                    </m:lim>
+                  </m:limLow>
                   <m:r>
                     <m:rPr>
                       <m:sty m:val="p"/>
@@ -13806,16 +14061,21 @@
           </m:rPr>
           <m:t>∣</m:t>
         </m:r>
-        <m:acc>
-          <m:accPr>
-            <m:chr m:val="̃"/>
-          </m:accPr>
+        <m:limLow>
           <m:e>
             <m:r>
               <m:t>y</m:t>
             </m:r>
           </m:e>
-        </m:acc>
+          <m:lim>
+            <m:r>
+              <m:rPr>
+                <m:sty m:val="p"/>
+              </m:rPr>
+              <m:t>∼</m:t>
+            </m:r>
+          </m:lim>
+        </m:limLow>
         <m:r>
           <m:rPr>
             <m:sty m:val="p"/>
@@ -13840,16 +14100,21 @@
           </m:rPr>
           <m:t>(</m:t>
         </m:r>
-        <m:acc>
-          <m:accPr>
-            <m:chr m:val="̃"/>
-          </m:accPr>
+        <m:limLow>
           <m:e>
             <m:r>
               <m:t>y</m:t>
             </m:r>
           </m:e>
-        </m:acc>
+          <m:lim>
+            <m:r>
+              <m:rPr>
+                <m:sty m:val="p"/>
+              </m:rPr>
+              <m:t>∼</m:t>
+            </m:r>
+          </m:lim>
+        </m:limLow>
         <m:r>
           <m:rPr>
             <m:sty m:val="p"/>
@@ -13969,16 +14234,21 @@
             </m:rPr>
             <m:t>∣</m:t>
           </m:r>
-          <m:acc>
-            <m:accPr>
-              <m:chr m:val="̃"/>
-            </m:accPr>
+          <m:limLow>
             <m:e>
               <m:r>
                 <m:t>y</m:t>
               </m:r>
             </m:e>
-          </m:acc>
+            <m:lim>
+              <m:r>
+                <m:rPr>
+                  <m:sty m:val="p"/>
+                </m:rPr>
+                <m:t>∼</m:t>
+              </m:r>
+            </m:lim>
+          </m:limLow>
           <m:r>
             <m:rPr>
               <m:sty m:val="p"/>
@@ -14052,16 +14322,21 @@
                     </m:rPr>
                     <m:t>(</m:t>
                   </m:r>
-                  <m:acc>
-                    <m:accPr>
-                      <m:chr m:val="̃"/>
-                    </m:accPr>
+                  <m:limLow>
                     <m:e>
                       <m:r>
                         <m:t>y</m:t>
                       </m:r>
                     </m:e>
-                  </m:acc>
+                    <m:lim>
+                      <m:r>
+                        <m:rPr>
+                          <m:sty m:val="p"/>
+                        </m:rPr>
+                        <m:t>∼</m:t>
+                      </m:r>
+                    </m:lim>
+                  </m:limLow>
                   <m:r>
                     <m:rPr>
                       <m:sty m:val="p"/>
@@ -16589,16 +16864,21 @@
         <w:t xml:space="preserve"> </w:t>
       </w:r>
       <m:oMath>
-        <m:acc>
-          <m:accPr>
-            <m:chr m:val="̃"/>
-          </m:accPr>
+        <m:limLow>
           <m:e>
             <m:r>
               <m:t>y</m:t>
             </m:r>
           </m:e>
-        </m:acc>
+          <m:lim>
+            <m:r>
+              <m:rPr>
+                <m:sty m:val="p"/>
+              </m:rPr>
+              <m:t>∼</m:t>
+            </m:r>
+          </m:lim>
+        </m:limLow>
       </m:oMath>
       <w:r>
         <w:t xml:space="preserve">,</w:t>
@@ -16633,16 +16913,21 @@
               </m:rPr>
               <m:t>(</m:t>
             </m:r>
-            <m:acc>
-              <m:accPr>
-                <m:chr m:val="̃"/>
-              </m:accPr>
+            <m:limLow>
               <m:e>
                 <m:r>
                   <m:t>y</m:t>
                 </m:r>
               </m:e>
-            </m:acc>
+              <m:lim>
+                <m:r>
+                  <m:rPr>
+                    <m:sty m:val="p"/>
+                  </m:rPr>
+                  <m:t>∼</m:t>
+                </m:r>
+              </m:lim>
+            </m:limLow>
             <m:r>
               <m:rPr>
                 <m:sty m:val="p"/>
@@ -16667,16 +16952,21 @@
               </m:rPr>
               <m:t>(</m:t>
             </m:r>
-            <m:acc>
-              <m:accPr>
-                <m:chr m:val="̃"/>
-              </m:accPr>
+            <m:limLow>
               <m:e>
                 <m:r>
                   <m:t>y</m:t>
                 </m:r>
               </m:e>
-            </m:acc>
+              <m:lim>
+                <m:r>
+                  <m:rPr>
+                    <m:sty m:val="p"/>
+                  </m:rPr>
+                  <m:t>∼</m:t>
+                </m:r>
+              </m:lim>
+            </m:limLow>
             <m:r>
               <m:rPr>
                 <m:sty m:val="p"/>
@@ -16768,16 +17058,21 @@
                 </m:rPr>
                 <m:t>(</m:t>
               </m:r>
-              <m:acc>
-                <m:accPr>
-                  <m:chr m:val="̃"/>
-                </m:accPr>
+              <m:limLow>
                 <m:e>
                   <m:r>
                     <m:t>y</m:t>
                   </m:r>
                 </m:e>
-              </m:acc>
+                <m:lim>
+                  <m:r>
+                    <m:rPr>
+                      <m:sty m:val="p"/>
+                    </m:rPr>
+                    <m:t>∼</m:t>
+                  </m:r>
+                </m:lim>
+              </m:limLow>
               <m:r>
                 <m:rPr>
                   <m:sty m:val="p"/>
@@ -16808,16 +17103,21 @@
                 </m:rPr>
                 <m:t>(</m:t>
               </m:r>
-              <m:acc>
-                <m:accPr>
-                  <m:chr m:val="̃"/>
-                </m:accPr>
+              <m:limLow>
                 <m:e>
                   <m:r>
                     <m:t>y</m:t>
                   </m:r>
                 </m:e>
-              </m:acc>
+                <m:lim>
+                  <m:r>
+                    <m:rPr>
+                      <m:sty m:val="p"/>
+                    </m:rPr>
+                    <m:t>∼</m:t>
+                  </m:r>
+                </m:lim>
+              </m:limLow>
               <m:r>
                 <m:rPr>
                   <m:sty m:val="p"/>
@@ -16830,32 +17130,42 @@
                 </m:rPr>
                 <m:t>∣</m:t>
               </m:r>
-              <m:acc>
-                <m:accPr>
-                  <m:chr m:val="̃"/>
-                </m:accPr>
+              <m:limLow>
                 <m:e>
                   <m:r>
                     <m:t>Y</m:t>
                   </m:r>
                 </m:e>
-              </m:acc>
+                <m:lim>
+                  <m:r>
+                    <m:rPr>
+                      <m:sty m:val="p"/>
+                    </m:rPr>
+                    <m:t>∼</m:t>
+                  </m:r>
+                </m:lim>
+              </m:limLow>
               <m:r>
                 <m:rPr>
                   <m:sty m:val="p"/>
                 </m:rPr>
                 <m:t>=</m:t>
               </m:r>
-              <m:acc>
-                <m:accPr>
-                  <m:chr m:val="̃"/>
-                </m:accPr>
+              <m:limLow>
                 <m:e>
                   <m:r>
                     <m:t>y</m:t>
                   </m:r>
                 </m:e>
-              </m:acc>
+                <m:lim>
+                  <m:r>
+                    <m:rPr>
+                      <m:sty m:val="p"/>
+                    </m:rPr>
+                    <m:t>∼</m:t>
+                  </m:r>
+                </m:lim>
+              </m:limLow>
             </m:e>
           </m:d>
           <m:r>
@@ -24779,16 +25089,21 @@
           </m:rPr>
           <m:t>∣</m:t>
         </m:r>
-        <m:acc>
-          <m:accPr>
-            <m:chr m:val="̃"/>
-          </m:accPr>
+        <m:limLow>
           <m:e>
             <m:r>
               <m:t>y</m:t>
             </m:r>
           </m:e>
-        </m:acc>
+          <m:lim>
+            <m:r>
+              <m:rPr>
+                <m:sty m:val="p"/>
+              </m:rPr>
+              <m:t>∼</m:t>
+            </m:r>
+          </m:lim>
+        </m:limLow>
         <m:r>
           <m:rPr>
             <m:sty m:val="p"/>
@@ -24841,16 +25156,21 @@
         <w:t xml:space="preserve"> </w:t>
       </w:r>
       <m:oMath>
-        <m:acc>
-          <m:accPr>
-            <m:chr m:val="̃"/>
-          </m:accPr>
+        <m:limLow>
           <m:e>
             <m:r>
               <m:t>y</m:t>
             </m:r>
           </m:e>
-        </m:acc>
+          <m:lim>
+            <m:r>
+              <m:rPr>
+                <m:sty m:val="p"/>
+              </m:rPr>
+              <m:t>∼</m:t>
+            </m:r>
+          </m:lim>
+        </m:limLow>
       </m:oMath>
       <w:r>
         <w:t xml:space="preserve">.</w:t>
@@ -24933,16 +25253,21 @@
           </m:rPr>
           <m:t>(</m:t>
         </m:r>
-        <m:acc>
-          <m:accPr>
-            <m:chr m:val="̃"/>
-          </m:accPr>
+        <m:limLow>
           <m:e>
             <m:r>
               <m:t>y</m:t>
             </m:r>
           </m:e>
-        </m:acc>
+          <m:lim>
+            <m:r>
+              <m:rPr>
+                <m:sty m:val="p"/>
+              </m:rPr>
+              <m:t>∼</m:t>
+            </m:r>
+          </m:lim>
+        </m:limLow>
         <m:r>
           <m:rPr>
             <m:sty m:val="p"/>
@@ -25784,16 +26109,21 @@
                 </m:rPr>
                 <m:t>(</m:t>
               </m:r>
-              <m:acc>
-                <m:accPr>
-                  <m:chr m:val="̃"/>
-                </m:accPr>
+              <m:limLow>
                 <m:e>
                   <m:r>
                     <m:t>y</m:t>
                   </m:r>
                 </m:e>
-              </m:acc>
+                <m:lim>
+                  <m:r>
+                    <m:rPr>
+                      <m:sty m:val="p"/>
+                    </m:rPr>
+                    <m:t>∼</m:t>
+                  </m:r>
+                </m:lim>
+              </m:limLow>
               <m:r>
                 <m:rPr>
                   <m:sty m:val="p"/>
@@ -26221,16 +26551,21 @@
                 </m:rPr>
                 <m:t>∣</m:t>
               </m:r>
-              <m:acc>
-                <m:accPr>
-                  <m:chr m:val="̃"/>
-                </m:accPr>
+              <m:limLow>
                 <m:e>
                   <m:r>
                     <m:t>y</m:t>
                   </m:r>
                 </m:e>
-              </m:acc>
+                <m:lim>
+                  <m:r>
+                    <m:rPr>
+                      <m:sty m:val="p"/>
+                    </m:rPr>
+                    <m:t>∼</m:t>
+                  </m:r>
+                </m:lim>
+              </m:limLow>
               <m:r>
                 <m:rPr>
                   <m:sty m:val="p"/>
@@ -35352,16 +35687,21 @@
             </m:rPr>
             <m:t>∣</m:t>
           </m:r>
-          <m:acc>
-            <m:accPr>
-              <m:chr m:val="̃"/>
-            </m:accPr>
+          <m:limLow>
             <m:e>
               <m:r>
                 <m:t>y</m:t>
               </m:r>
             </m:e>
-          </m:acc>
+            <m:lim>
+              <m:r>
+                <m:rPr>
+                  <m:sty m:val="p"/>
+                </m:rPr>
+                <m:t>∼</m:t>
+              </m:r>
+            </m:lim>
+          </m:limLow>
           <m:r>
             <m:rPr>
               <m:sty m:val="p"/>
@@ -35542,16 +35882,21 @@
           </m:rPr>
           <m:t>∣</m:t>
         </m:r>
-        <m:acc>
-          <m:accPr>
-            <m:chr m:val="̃"/>
-          </m:accPr>
+        <m:limLow>
           <m:e>
             <m:r>
               <m:t>y</m:t>
             </m:r>
           </m:e>
-        </m:acc>
+          <m:lim>
+            <m:r>
+              <m:rPr>
+                <m:sty m:val="p"/>
+              </m:rPr>
+              <m:t>∼</m:t>
+            </m:r>
+          </m:lim>
+        </m:limLow>
         <m:r>
           <m:rPr>
             <m:sty m:val="p"/>
@@ -35753,16 +36098,21 @@
         <w:t xml:space="preserve"> </w:t>
       </w:r>
       <m:oMath>
-        <m:acc>
-          <m:accPr>
-            <m:chr m:val="̃"/>
-          </m:accPr>
+        <m:limLow>
           <m:e>
             <m:r>
               <m:t>Y</m:t>
             </m:r>
           </m:e>
-        </m:acc>
+          <m:lim>
+            <m:r>
+              <m:rPr>
+                <m:sty m:val="p"/>
+              </m:rPr>
+              <m:t>∼</m:t>
+            </m:r>
+          </m:lim>
+        </m:limLow>
       </m:oMath>
       <w:r>
         <w:t xml:space="preserve">,</w:t>
@@ -36851,16 +37201,21 @@
                 </m:rPr>
                 <m:t>∣</m:t>
               </m:r>
-              <m:acc>
-                <m:accPr>
-                  <m:chr m:val="̃"/>
-                </m:accPr>
+              <m:limLow>
                 <m:e>
                   <m:r>
                     <m:t>x</m:t>
                   </m:r>
                 </m:e>
-              </m:acc>
+                <m:lim>
+                  <m:r>
+                    <m:rPr>
+                      <m:sty m:val="p"/>
+                    </m:rPr>
+                    <m:t>∼</m:t>
+                  </m:r>
+                </m:lim>
+              </m:limLow>
               <m:r>
                 <m:rPr>
                   <m:sty m:val="p"/>
@@ -37822,16 +38177,21 @@
           </m:rPr>
           <m:t>∣</m:t>
         </m:r>
-        <m:acc>
-          <m:accPr>
-            <m:chr m:val="̃"/>
-          </m:accPr>
+        <m:limLow>
           <m:e>
             <m:r>
               <m:t>x</m:t>
             </m:r>
           </m:e>
-        </m:acc>
+          <m:lim>
+            <m:r>
+              <m:rPr>
+                <m:sty m:val="p"/>
+              </m:rPr>
+              <m:t>∼</m:t>
+            </m:r>
+          </m:lim>
+        </m:limLow>
         <m:r>
           <m:rPr>
             <m:sty m:val="p"/>
@@ -38878,16 +39238,21 @@
         <w:t xml:space="preserve"> </w:t>
       </w:r>
       <m:oMath>
-        <m:acc>
-          <m:accPr>
-            <m:chr m:val="̃"/>
-          </m:accPr>
+        <m:limLow>
           <m:e>
             <m:r>
               <m:t>Y</m:t>
             </m:r>
           </m:e>
-        </m:acc>
+          <m:lim>
+            <m:r>
+              <m:rPr>
+                <m:sty m:val="p"/>
+              </m:rPr>
+              <m:t>∼</m:t>
+            </m:r>
+          </m:lim>
+        </m:limLow>
       </m:oMath>
       <w:r>
         <w:t xml:space="preserve"> </w:t>
@@ -38899,16 +39264,21 @@
         <w:t xml:space="preserve"> </w:t>
       </w:r>
       <m:oMath>
-        <m:acc>
-          <m:accPr>
-            <m:chr m:val="̃"/>
-          </m:accPr>
+        <m:limLow>
           <m:e>
             <m:r>
               <m:t>Y</m:t>
             </m:r>
           </m:e>
-        </m:acc>
+          <m:lim>
+            <m:r>
+              <m:rPr>
+                <m:sty m:val="p"/>
+              </m:rPr>
+              <m:t>∼</m:t>
+            </m:r>
+          </m:lim>
+        </m:limLow>
       </m:oMath>
       <w:r>
         <w:t xml:space="preserve"> </w:t>
@@ -38975,16 +39345,21 @@
           </m:rPr>
           <m:t>(</m:t>
         </m:r>
-        <m:acc>
-          <m:accPr>
-            <m:chr m:val="̃"/>
-          </m:accPr>
+        <m:limLow>
           <m:e>
             <m:r>
               <m:t>y</m:t>
             </m:r>
           </m:e>
-        </m:acc>
+          <m:lim>
+            <m:r>
+              <m:rPr>
+                <m:sty m:val="p"/>
+              </m:rPr>
+              <m:t>∼</m:t>
+            </m:r>
+          </m:lim>
+        </m:limLow>
         <m:r>
           <m:rPr>
             <m:sty m:val="p"/>
@@ -39041,16 +39416,21 @@
             </m:rPr>
             <m:t>(</m:t>
           </m:r>
-          <m:acc>
-            <m:accPr>
-              <m:chr m:val="̃"/>
-            </m:accPr>
+          <m:limLow>
             <m:e>
               <m:r>
                 <m:t>y</m:t>
               </m:r>
             </m:e>
-          </m:acc>
+            <m:lim>
+              <m:r>
+                <m:rPr>
+                  <m:sty m:val="p"/>
+                </m:rPr>
+                <m:t>∼</m:t>
+              </m:r>
+            </m:lim>
+          </m:limLow>
           <m:r>
             <m:rPr>
               <m:sty m:val="p"/>
@@ -39081,16 +39461,21 @@
             </m:rPr>
             <m:t>(</m:t>
           </m:r>
-          <m:acc>
-            <m:accPr>
-              <m:chr m:val="̃"/>
-            </m:accPr>
+          <m:limLow>
             <m:e>
               <m:r>
                 <m:t>y</m:t>
               </m:r>
             </m:e>
-          </m:acc>
+            <m:lim>
+              <m:r>
+                <m:rPr>
+                  <m:sty m:val="p"/>
+                </m:rPr>
+                <m:t>∼</m:t>
+              </m:r>
+            </m:lim>
+          </m:limLow>
           <m:r>
             <m:rPr>
               <m:sty m:val="p"/>
@@ -41187,32 +41572,42 @@
         <w:t xml:space="preserve"> </w:t>
       </w:r>
       <m:oMath>
-        <m:acc>
-          <m:accPr>
-            <m:chr m:val="̃"/>
-          </m:accPr>
+        <m:limLow>
           <m:e>
             <m:r>
               <m:t>Y</m:t>
             </m:r>
           </m:e>
-        </m:acc>
+          <m:lim>
+            <m:r>
+              <m:rPr>
+                <m:sty m:val="p"/>
+              </m:rPr>
+              <m:t>∼</m:t>
+            </m:r>
+          </m:lim>
+        </m:limLow>
         <m:r>
           <m:rPr>
             <m:sty m:val="p"/>
           </m:rPr>
           <m:t>=</m:t>
         </m:r>
-        <m:acc>
-          <m:accPr>
-            <m:chr m:val="̃"/>
-          </m:accPr>
+        <m:limLow>
           <m:e>
             <m:r>
               <m:t>y</m:t>
             </m:r>
           </m:e>
-        </m:acc>
+          <m:lim>
+            <m:r>
+              <m:rPr>
+                <m:sty m:val="p"/>
+              </m:rPr>
+              <m:t>∼</m:t>
+            </m:r>
+          </m:lim>
+        </m:limLow>
       </m:oMath>
       <w:r>
         <w:t xml:space="preserve">,</w:t>
@@ -41297,16 +41692,21 @@
           </m:rPr>
           <m:t>∣</m:t>
         </m:r>
-        <m:acc>
-          <m:accPr>
-            <m:chr m:val="̃"/>
-          </m:accPr>
+        <m:limLow>
           <m:e>
             <m:r>
               <m:t>y</m:t>
             </m:r>
           </m:e>
-        </m:acc>
+          <m:lim>
+            <m:r>
+              <m:rPr>
+                <m:sty m:val="p"/>
+              </m:rPr>
+              <m:t>∼</m:t>
+            </m:r>
+          </m:lim>
+        </m:limLow>
         <m:r>
           <m:rPr>
             <m:sty m:val="p"/>
@@ -41437,16 +41837,21 @@
             </m:rPr>
             <m:t>∣</m:t>
           </m:r>
-          <m:acc>
-            <m:accPr>
-              <m:chr m:val="̃"/>
-            </m:accPr>
+          <m:limLow>
             <m:e>
               <m:r>
                 <m:t>y</m:t>
               </m:r>
             </m:e>
-          </m:acc>
+            <m:lim>
+              <m:r>
+                <m:rPr>
+                  <m:sty m:val="p"/>
+                </m:rPr>
+                <m:t>∼</m:t>
+              </m:r>
+            </m:lim>
+          </m:limLow>
           <m:r>
             <m:rPr>
               <m:sty m:val="p"/>
@@ -41543,16 +41948,21 @@
             </m:rPr>
             <m:t>∣</m:t>
           </m:r>
-          <m:acc>
-            <m:accPr>
-              <m:chr m:val="̃"/>
-            </m:accPr>
+          <m:limLow>
             <m:e>
               <m:r>
                 <m:t>y</m:t>
               </m:r>
             </m:e>
-          </m:acc>
+            <m:lim>
+              <m:r>
+                <m:rPr>
+                  <m:sty m:val="p"/>
+                </m:rPr>
+                <m:t>∼</m:t>
+              </m:r>
+            </m:lim>
+          </m:limLow>
           <m:r>
             <m:rPr>
               <m:sty m:val="p"/>
@@ -41626,16 +42036,21 @@
         <w:t xml:space="preserve"> </w:t>
       </w:r>
       <m:oMath>
-        <m:acc>
-          <m:accPr>
-            <m:chr m:val="̃"/>
-          </m:accPr>
+        <m:limLow>
           <m:e>
             <m:r>
               <m:t>Y</m:t>
             </m:r>
           </m:e>
-        </m:acc>
+          <m:lim>
+            <m:r>
+              <m:rPr>
+                <m:sty m:val="p"/>
+              </m:rPr>
+              <m:t>∼</m:t>
+            </m:r>
+          </m:lim>
+        </m:limLow>
       </m:oMath>
       <w:r>
         <w:t xml:space="preserve"> </w:t>
@@ -41710,16 +42125,21 @@
       <m:oMath>
         <m:sSup>
           <m:e>
-            <m:acc>
-              <m:accPr>
-                <m:chr m:val="̃"/>
-              </m:accPr>
+            <m:limLow>
               <m:e>
                 <m:r>
                   <m:t>y</m:t>
                 </m:r>
               </m:e>
-            </m:acc>
+              <m:lim>
+                <m:r>
+                  <m:rPr>
+                    <m:sty m:val="p"/>
+                  </m:rPr>
+                  <m:t>∼</m:t>
+                </m:r>
+              </m:lim>
+            </m:limLow>
           </m:e>
           <m:sup>
             <m:r>
@@ -41753,16 +42173,21 @@
         <w:t xml:space="preserve"> </w:t>
       </w:r>
       <m:oMath>
-        <m:acc>
-          <m:accPr>
-            <m:chr m:val="̃"/>
-          </m:accPr>
+        <m:limLow>
           <m:e>
             <m:r>
               <m:t>y</m:t>
             </m:r>
           </m:e>
-        </m:acc>
+          <m:lim>
+            <m:r>
+              <m:rPr>
+                <m:sty m:val="p"/>
+              </m:rPr>
+              <m:t>∼</m:t>
+            </m:r>
+          </m:lim>
+        </m:limLow>
       </m:oMath>
       <w:r>
         <w:t xml:space="preserve">,</w:t>
@@ -42052,16 +42477,21 @@
           </m:rPr>
           <m:t>∣</m:t>
         </m:r>
-        <m:acc>
-          <m:accPr>
-            <m:chr m:val="̃"/>
-          </m:accPr>
+        <m:limLow>
           <m:e>
             <m:r>
               <m:t>y</m:t>
             </m:r>
           </m:e>
-        </m:acc>
+          <m:lim>
+            <m:r>
+              <m:rPr>
+                <m:sty m:val="p"/>
+              </m:rPr>
+              <m:t>∼</m:t>
+            </m:r>
+          </m:lim>
+        </m:limLow>
         <m:r>
           <m:rPr>
             <m:sty m:val="p"/>
@@ -42160,16 +42590,21 @@
                     </m:rPr>
                     <m:t>∣</m:t>
                   </m:r>
-                  <m:acc>
-                    <m:accPr>
-                      <m:chr m:val="̃"/>
-                    </m:accPr>
+                  <m:limLow>
                     <m:e>
                       <m:r>
                         <m:t>y</m:t>
                       </m:r>
                     </m:e>
-                  </m:acc>
+                    <m:lim>
+                      <m:r>
+                        <m:rPr>
+                          <m:sty m:val="p"/>
+                        </m:rPr>
+                        <m:t>∼</m:t>
+                      </m:r>
+                    </m:lim>
+                  </m:limLow>
                 </m:e>
               </m:d>
               <m:r>
@@ -42295,16 +42730,21 @@
                 </m:rPr>
                 <m:t>∣</m:t>
               </m:r>
-              <m:acc>
-                <m:accPr>
-                  <m:chr m:val="̃"/>
-                </m:accPr>
+              <m:limLow>
                 <m:e>
                   <m:r>
                     <m:t>y</m:t>
                   </m:r>
                 </m:e>
-              </m:acc>
+                <m:lim>
+                  <m:r>
+                    <m:rPr>
+                      <m:sty m:val="p"/>
+                    </m:rPr>
+                    <m:t>∼</m:t>
+                  </m:r>
+                </m:lim>
+              </m:limLow>
               <m:r>
                 <m:rPr>
                   <m:sty m:val="p"/>
@@ -42391,16 +42831,21 @@
                 </m:rPr>
                 <m:t>∣</m:t>
               </m:r>
-              <m:acc>
-                <m:accPr>
-                  <m:chr m:val="̃"/>
-                </m:accPr>
+              <m:limLow>
                 <m:e>
                   <m:r>
                     <m:t>y</m:t>
                   </m:r>
                 </m:e>
-              </m:acc>
+                <m:lim>
+                  <m:r>
+                    <m:rPr>
+                      <m:sty m:val="p"/>
+                    </m:rPr>
+                    <m:t>∼</m:t>
+                  </m:r>
+                </m:lim>
+              </m:limLow>
               <m:r>
                 <m:rPr>
                   <m:sty m:val="p"/>
@@ -42466,16 +42911,21 @@
                     </m:rPr>
                     <m:t>∣</m:t>
                   </m:r>
-                  <m:acc>
-                    <m:accPr>
-                      <m:chr m:val="̃"/>
-                    </m:accPr>
+                  <m:limLow>
                     <m:e>
                       <m:r>
                         <m:t>y</m:t>
                       </m:r>
                     </m:e>
-                  </m:acc>
+                    <m:lim>
+                      <m:r>
+                        <m:rPr>
+                          <m:sty m:val="p"/>
+                        </m:rPr>
+                        <m:t>∼</m:t>
+                      </m:r>
+                    </m:lim>
+                  </m:limLow>
                 </m:e>
               </m:d>
               <m:r>
@@ -43462,16 +43912,21 @@
           </m:rPr>
           <m:t>(</m:t>
         </m:r>
-        <m:acc>
-          <m:accPr>
-            <m:chr m:val="̃"/>
-          </m:accPr>
+        <m:limLow>
           <m:e>
             <m:r>
               <m:t>y</m:t>
             </m:r>
           </m:e>
-        </m:acc>
+          <m:lim>
+            <m:r>
+              <m:rPr>
+                <m:sty m:val="p"/>
+              </m:rPr>
+              <m:t>∼</m:t>
+            </m:r>
+          </m:lim>
+        </m:limLow>
         <m:r>
           <m:rPr>
             <m:sty m:val="p"/>
@@ -43607,16 +44062,21 @@
           </m:rPr>
           <m:t>(</m:t>
         </m:r>
-        <m:acc>
-          <m:accPr>
-            <m:chr m:val="̃"/>
-          </m:accPr>
+        <m:limLow>
           <m:e>
             <m:r>
               <m:t>y</m:t>
             </m:r>
           </m:e>
-        </m:acc>
+          <m:lim>
+            <m:r>
+              <m:rPr>
+                <m:sty m:val="p"/>
+              </m:rPr>
+              <m:t>∼</m:t>
+            </m:r>
+          </m:lim>
+        </m:limLow>
         <m:r>
           <m:rPr>
             <m:sty m:val="p"/>
@@ -43708,16 +44168,21 @@
           </m:rPr>
           <m:t>(</m:t>
         </m:r>
-        <m:acc>
-          <m:accPr>
-            <m:chr m:val="̃"/>
-          </m:accPr>
+        <m:limLow>
           <m:e>
             <m:r>
               <m:t>y</m:t>
             </m:r>
           </m:e>
-        </m:acc>
+          <m:lim>
+            <m:r>
+              <m:rPr>
+                <m:sty m:val="p"/>
+              </m:rPr>
+              <m:t>∼</m:t>
+            </m:r>
+          </m:lim>
+        </m:limLow>
         <m:r>
           <m:rPr>
             <m:sty m:val="p"/>
@@ -44917,16 +45382,21 @@
           </m:rPr>
           <m:t>(</m:t>
         </m:r>
-        <m:acc>
-          <m:accPr>
-            <m:chr m:val="̃"/>
-          </m:accPr>
+        <m:limLow>
           <m:e>
             <m:r>
               <m:t>y</m:t>
             </m:r>
           </m:e>
-        </m:acc>
+          <m:lim>
+            <m:r>
+              <m:rPr>
+                <m:sty m:val="p"/>
+              </m:rPr>
+              <m:t>∼</m:t>
+            </m:r>
+          </m:lim>
+        </m:limLow>
         <m:r>
           <m:rPr>
             <m:sty m:val="p"/>
@@ -44959,16 +45429,21 @@
           </m:rPr>
           <m:t>(</m:t>
         </m:r>
-        <m:acc>
-          <m:accPr>
-            <m:chr m:val="̃"/>
-          </m:accPr>
+        <m:limLow>
           <m:e>
             <m:r>
               <m:t>Y</m:t>
             </m:r>
           </m:e>
-        </m:acc>
+          <m:lim>
+            <m:r>
+              <m:rPr>
+                <m:sty m:val="p"/>
+              </m:rPr>
+              <m:t>∼</m:t>
+            </m:r>
+          </m:lim>
+        </m:limLow>
         <m:r>
           <m:rPr>
             <m:sty m:val="p"/>
@@ -45312,16 +45787,21 @@
           </m:rPr>
           <m:t>(</m:t>
         </m:r>
-        <m:acc>
-          <m:accPr>
-            <m:chr m:val="̃"/>
-          </m:accPr>
+        <m:limLow>
           <m:e>
             <m:r>
               <m:t>Y</m:t>
             </m:r>
           </m:e>
-        </m:acc>
+          <m:lim>
+            <m:r>
+              <m:rPr>
+                <m:sty m:val="p"/>
+              </m:rPr>
+              <m:t>∼</m:t>
+            </m:r>
+          </m:lim>
+        </m:limLow>
         <m:r>
           <m:rPr>
             <m:sty m:val="p"/>
@@ -47800,16 +48280,21 @@
           </m:rPr>
           <m:t>(</m:t>
         </m:r>
-        <m:acc>
-          <m:accPr>
-            <m:chr m:val="̃"/>
-          </m:accPr>
+        <m:limLow>
           <m:e>
             <m:r>
               <m:t>y</m:t>
             </m:r>
           </m:e>
-        </m:acc>
+          <m:lim>
+            <m:r>
+              <m:rPr>
+                <m:sty m:val="p"/>
+              </m:rPr>
+              <m:t>∼</m:t>
+            </m:r>
+          </m:lim>
+        </m:limLow>
         <m:r>
           <m:rPr>
             <m:sty m:val="p"/>
@@ -47844,16 +48329,21 @@
         </m:r>
         <m:sSup>
           <m:e>
-            <m:acc>
-              <m:accPr>
-                <m:chr m:val="̃"/>
-              </m:accPr>
+            <m:limLow>
               <m:e>
                 <m:r>
                   <m:t>Y</m:t>
                 </m:r>
               </m:e>
-            </m:acc>
+              <m:lim>
+                <m:r>
+                  <m:rPr>
+                    <m:sty m:val="p"/>
+                  </m:rPr>
+                  <m:t>∼</m:t>
+                </m:r>
+              </m:lim>
+            </m:limLow>
           </m:e>
           <m:sup>
             <m:r>
@@ -47898,16 +48388,21 @@
       <m:oMath>
         <m:sSup>
           <m:e>
-            <m:acc>
-              <m:accPr>
-                <m:chr m:val="̃"/>
-              </m:accPr>
+            <m:limLow>
               <m:e>
                 <m:r>
                   <m:t>Y</m:t>
                 </m:r>
               </m:e>
-            </m:acc>
+              <m:lim>
+                <m:r>
+                  <m:rPr>
+                    <m:sty m:val="p"/>
+                  </m:rPr>
+                  <m:t>∼</m:t>
+                </m:r>
+              </m:lim>
+            </m:limLow>
           </m:e>
           <m:sup>
             <m:r>
@@ -48196,16 +48691,21 @@
       <m:oMath>
         <m:sSup>
           <m:e>
-            <m:acc>
-              <m:accPr>
-                <m:chr m:val="̃"/>
-              </m:accPr>
+            <m:limLow>
               <m:e>
                 <m:r>
                   <m:t>Y</m:t>
                 </m:r>
               </m:e>
-            </m:acc>
+              <m:lim>
+                <m:r>
+                  <m:rPr>
+                    <m:sty m:val="p"/>
+                  </m:rPr>
+                  <m:t>∼</m:t>
+                </m:r>
+              </m:lim>
+            </m:limLow>
           </m:e>
           <m:sup>
             <m:r>
@@ -48276,16 +48776,21 @@
         </m:r>
         <m:sSup>
           <m:e>
-            <m:acc>
-              <m:accPr>
-                <m:chr m:val="̃"/>
-              </m:accPr>
+            <m:limLow>
               <m:e>
                 <m:r>
                   <m:t>Y</m:t>
                 </m:r>
               </m:e>
-            </m:acc>
+              <m:lim>
+                <m:r>
+                  <m:rPr>
+                    <m:sty m:val="p"/>
+                  </m:rPr>
+                  <m:t>∼</m:t>
+                </m:r>
+              </m:lim>
+            </m:limLow>
           </m:e>
           <m:sup>
             <m:r>
@@ -51209,16 +51714,21 @@
               </m:r>
               <m:sSup>
                 <m:e>
-                  <m:acc>
-                    <m:accPr>
-                      <m:chr m:val="̃"/>
-                    </m:accPr>
+                  <m:limLow>
                     <m:e>
                       <m:r>
                         <m:t>Y</m:t>
                       </m:r>
                     </m:e>
-                  </m:acc>
+                    <m:lim>
+                      <m:r>
+                        <m:rPr>
+                          <m:sty m:val="p"/>
+                        </m:rPr>
+                        <m:t>∼</m:t>
+                      </m:r>
+                    </m:lim>
+                  </m:limLow>
                 </m:e>
                 <m:sup>
                   <m:r>
@@ -51262,16 +51772,21 @@
                 </m:rPr>
                 <m:t>(</m:t>
               </m:r>
-              <m:acc>
-                <m:accPr>
-                  <m:chr m:val="̃"/>
-                </m:accPr>
+              <m:limLow>
                 <m:e>
                   <m:r>
                     <m:t>y</m:t>
                   </m:r>
                 </m:e>
-              </m:acc>
+                <m:lim>
+                  <m:r>
+                    <m:rPr>
+                      <m:sty m:val="p"/>
+                    </m:rPr>
+                    <m:t>∼</m:t>
+                  </m:r>
+                </m:lim>
+              </m:limLow>
               <m:r>
                 <m:rPr>
                   <m:sty m:val="p"/>
@@ -51284,16 +51799,21 @@
                 </m:rPr>
                 <m:t>∣</m:t>
               </m:r>
-              <m:acc>
-                <m:accPr>
-                  <m:chr m:val="̃"/>
-                </m:accPr>
+              <m:limLow>
                 <m:e>
                   <m:r>
                     <m:t>y</m:t>
                   </m:r>
                 </m:e>
-              </m:acc>
+                <m:lim>
+                  <m:r>
+                    <m:rPr>
+                      <m:sty m:val="p"/>
+                    </m:rPr>
+                    <m:t>∼</m:t>
+                  </m:r>
+                </m:lim>
+              </m:limLow>
             </m:e>
           </m:d>
           <m:r>
@@ -51352,16 +51872,21 @@
       <m:oMath>
         <m:sSup>
           <m:e>
-            <m:acc>
-              <m:accPr>
-                <m:chr m:val="̃"/>
-              </m:accPr>
+            <m:limLow>
               <m:e>
                 <m:r>
                   <m:t>Y</m:t>
                 </m:r>
               </m:e>
-            </m:acc>
+              <m:lim>
+                <m:r>
+                  <m:rPr>
+                    <m:sty m:val="p"/>
+                  </m:rPr>
+                  <m:t>∼</m:t>
+                </m:r>
+              </m:lim>
+            </m:limLow>
           </m:e>
           <m:sup>
             <m:r>

--- a/pr-preview/pr-242/bayesian-inference-handout-tracked-changes.docx
+++ b/pr-preview/pr-242/bayesian-inference-handout-tracked-changes.docx
@@ -16,7 +16,7 @@
       </w:pPr>
       <w:del w:id="1" w:author="PR Preview" w:date="2026-01-01T00:00:00Z">
         <w:r>
-          <w:delText xml:space="preserve">Last modified: 2026-10-16 02:26:19 (PDT)</w:delText>
+          <w:delText xml:space="preserve">Last modified: 2026-10-16 02:40:23 (PDT)</w:delText>
         </w:r>
       </w:del>
     </w:p>
@@ -26,7 +26,7 @@
       </w:pPr>
       <w:ins w:id="2" w:author="PR Preview" w:date="2026-01-01T00:00:00Z">
         <w:r>
-          <w:t xml:space="preserve">Last modified: 2026-10-16 02:40:41 (PDT)</w:t>
+          <w:t xml:space="preserve">Last modified: 2026-10-16 02:56:53 (PDT)</w:t>
         </w:r>
       </w:ins>
     </w:p>
